--- a/04-实施战略/01-实施战略/03-三种实施路径对比.docx
+++ b/04-实施战略/01-实施战略/03-三种实施路径对比.docx
@@ -66,7 +66,7 @@
           <w:i w:val="0"/>
           <w:sz w:val="22"/>
         </w:rPr>
-        <w:t>精益转型没有唯一正确的实施路径，不同企业根据自身基础、领导力水平、资源条件和战略需求，应选择不同的切入点和推进策略。本文对比三种典型路径，并为紧固件企业提供推荐方案。</w:t>
+        <w:t>精益转型没有唯一正确的实施路径，不同企业根据自身基础、领导力水平、资源条件和战略需求，应选择不同的切入点和推进策略。本文对比三种典型路径，并为制造企业提供推荐方案。</w:t>
       </w:r>
     </w:p>
     <w:p>
@@ -3444,7 +3444,7 @@
           <w:i w:val="0"/>
           <w:sz w:val="32"/>
         </w:rPr>
-        <w:t>紧固件企业推荐路径：混合路径</w:t>
+        <w:t>制造企业推荐路径：混合路径</w:t>
       </w:r>
     </w:p>
     <w:p>
@@ -3472,7 +3472,7 @@
           <w:i w:val="0"/>
           <w:sz w:val="22"/>
         </w:rPr>
-        <w:t>基于紧固件制造企业的特点——劳动密集与设备密集并存、产品标准化程度高、工艺流程相对固定，推荐采用</w:t>
+        <w:t>基于制造企业的特点——劳动密集与设备密集并存、产品标准化程度高、工艺流程相对固定，推荐采用"工具+文化"混合路径，分阶段灵活运用不同路径的优势。</w:t>
       </w:r>
       <w:r>
         <w:rPr>
@@ -3481,7 +3481,6 @@
           <w:i w:val="0"/>
           <w:sz w:val="22"/>
         </w:rPr>
-        <w:t>"工具+文化"混合路径</w:t>
       </w:r>
       <w:r>
         <w:rPr>
@@ -3490,7 +3489,6 @@
           <w:i w:val="0"/>
           <w:sz w:val="22"/>
         </w:rPr>
-        <w:t>，分阶段灵活运用不同路径的优势。</w:t>
       </w:r>
     </w:p>
     <w:p>
@@ -4325,7 +4323,7 @@
           <w:i w:val="0"/>
           <w:sz w:val="22"/>
         </w:rPr>
-        <w:t>紧固件企业推荐混合路径</w:t>
+        <w:t>制造企业推荐混合路径，前期用工具快速见效，中期用价值流系统优化，后期用文化确保可持续</w:t>
       </w:r>
       <w:r>
         <w:rPr>
@@ -4334,7 +4332,6 @@
           <w:i w:val="0"/>
           <w:sz w:val="22"/>
         </w:rPr>
-        <w:t>，前期用工具快速见效，中期用价值流系统优化，后期用文化确保可持续</w:t>
       </w:r>
     </w:p>
     <w:p>
